--- a/docs/belege/S5/eingabe/referenz.docx
+++ b/docs/belege/S5/eingabe/referenz.docx
@@ -425,13 +425,13 @@
       <w:tblPr>
         <w:tblW w:w="5000" w:type="pct"/>
         <w:jc w:val="left"/>
-        <w:tblInd w:w="0" w:type="dxa"/>
+        <w:tblInd w:w="57" w:type="dxa"/>
         <w:tblLayout w:type="fixed"/>
         <w:tblCellMar>
-          <w:top w:w="0" w:type="dxa"/>
-          <w:left w:w="0" w:type="dxa"/>
-          <w:bottom w:w="0" w:type="dxa"/>
-          <w:right w:w="0" w:type="dxa"/>
+          <w:top w:w="57" w:type="dxa"/>
+          <w:left w:w="57" w:type="dxa"/>
+          <w:bottom w:w="57" w:type="dxa"/>
+          <w:right w:w="57" w:type="dxa"/>
         </w:tblCellMar>
       </w:tblPr>
       <w:tblGrid>
@@ -447,7 +447,12 @@
         <w:tc>
           <w:tcPr>
             <w:tcW w:w="2267" w:type="dxa"/>
-            <w:tcBorders/>
+            <w:tcBorders>
+              <w:top w:val="single" w:sz="4" w:space="0" w:color="000000"/>
+              <w:left w:val="single" w:sz="4" w:space="0" w:color="000000"/>
+              <w:bottom w:val="single" w:sz="4" w:space="0" w:color="000000"/>
+              <w:right w:val="single" w:sz="4" w:space="0" w:color="000000"/>
+            </w:tcBorders>
           </w:tcPr>
           <w:p>
             <w:pPr>
@@ -464,7 +469,12 @@
         <w:tc>
           <w:tcPr>
             <w:tcW w:w="2268" w:type="dxa"/>
-            <w:tcBorders/>
+            <w:tcBorders>
+              <w:top w:val="single" w:sz="4" w:space="0" w:color="000000"/>
+              <w:left w:val="single" w:sz="4" w:space="0" w:color="000000"/>
+              <w:bottom w:val="single" w:sz="4" w:space="0" w:color="000000"/>
+              <w:right w:val="single" w:sz="4" w:space="0" w:color="000000"/>
+            </w:tcBorders>
           </w:tcPr>
           <w:p>
             <w:pPr>
@@ -481,7 +491,12 @@
         <w:tc>
           <w:tcPr>
             <w:tcW w:w="2268" w:type="dxa"/>
-            <w:tcBorders/>
+            <w:tcBorders>
+              <w:top w:val="single" w:sz="4" w:space="0" w:color="000000"/>
+              <w:left w:val="single" w:sz="4" w:space="0" w:color="000000"/>
+              <w:bottom w:val="single" w:sz="4" w:space="0" w:color="000000"/>
+              <w:right w:val="single" w:sz="4" w:space="0" w:color="000000"/>
+            </w:tcBorders>
           </w:tcPr>
           <w:p>
             <w:pPr>
@@ -498,7 +513,12 @@
         <w:tc>
           <w:tcPr>
             <w:tcW w:w="2269" w:type="dxa"/>
-            <w:tcBorders/>
+            <w:tcBorders>
+              <w:top w:val="single" w:sz="4" w:space="0" w:color="000000"/>
+              <w:left w:val="single" w:sz="4" w:space="0" w:color="000000"/>
+              <w:bottom w:val="single" w:sz="4" w:space="0" w:color="000000"/>
+              <w:right w:val="single" w:sz="4" w:space="0" w:color="000000"/>
+            </w:tcBorders>
           </w:tcPr>
           <w:p>
             <w:pPr>
@@ -518,7 +538,12 @@
         <w:tc>
           <w:tcPr>
             <w:tcW w:w="2267" w:type="dxa"/>
-            <w:tcBorders/>
+            <w:tcBorders>
+              <w:top w:val="single" w:sz="4" w:space="0" w:color="000000"/>
+              <w:left w:val="single" w:sz="4" w:space="0" w:color="000000"/>
+              <w:bottom w:val="single" w:sz="4" w:space="0" w:color="000000"/>
+              <w:right w:val="single" w:sz="4" w:space="0" w:color="000000"/>
+            </w:tcBorders>
           </w:tcPr>
           <w:p>
             <w:pPr>
@@ -535,7 +560,12 @@
         <w:tc>
           <w:tcPr>
             <w:tcW w:w="2268" w:type="dxa"/>
-            <w:tcBorders/>
+            <w:tcBorders>
+              <w:top w:val="single" w:sz="4" w:space="0" w:color="000000"/>
+              <w:left w:val="single" w:sz="4" w:space="0" w:color="000000"/>
+              <w:bottom w:val="single" w:sz="4" w:space="0" w:color="000000"/>
+              <w:right w:val="single" w:sz="4" w:space="0" w:color="000000"/>
+            </w:tcBorders>
           </w:tcPr>
           <w:p>
             <w:pPr>
@@ -552,7 +582,12 @@
         <w:tc>
           <w:tcPr>
             <w:tcW w:w="2268" w:type="dxa"/>
-            <w:tcBorders/>
+            <w:tcBorders>
+              <w:top w:val="single" w:sz="4" w:space="0" w:color="000000"/>
+              <w:left w:val="single" w:sz="4" w:space="0" w:color="000000"/>
+              <w:bottom w:val="single" w:sz="4" w:space="0" w:color="000000"/>
+              <w:right w:val="single" w:sz="4" w:space="0" w:color="000000"/>
+            </w:tcBorders>
           </w:tcPr>
           <w:p>
             <w:pPr>
@@ -569,7 +604,12 @@
         <w:tc>
           <w:tcPr>
             <w:tcW w:w="2269" w:type="dxa"/>
-            <w:tcBorders/>
+            <w:tcBorders>
+              <w:top w:val="single" w:sz="4" w:space="0" w:color="000000"/>
+              <w:left w:val="single" w:sz="4" w:space="0" w:color="000000"/>
+              <w:bottom w:val="single" w:sz="4" w:space="0" w:color="000000"/>
+              <w:right w:val="single" w:sz="4" w:space="0" w:color="000000"/>
+            </w:tcBorders>
           </w:tcPr>
           <w:p>
             <w:pPr>
@@ -589,7 +629,12 @@
         <w:tc>
           <w:tcPr>
             <w:tcW w:w="2267" w:type="dxa"/>
-            <w:tcBorders/>
+            <w:tcBorders>
+              <w:top w:val="single" w:sz="4" w:space="0" w:color="000000"/>
+              <w:left w:val="single" w:sz="4" w:space="0" w:color="000000"/>
+              <w:bottom w:val="single" w:sz="4" w:space="0" w:color="000000"/>
+              <w:right w:val="single" w:sz="4" w:space="0" w:color="000000"/>
+            </w:tcBorders>
           </w:tcPr>
           <w:p>
             <w:pPr>
@@ -606,7 +651,12 @@
         <w:tc>
           <w:tcPr>
             <w:tcW w:w="2268" w:type="dxa"/>
-            <w:tcBorders/>
+            <w:tcBorders>
+              <w:top w:val="single" w:sz="4" w:space="0" w:color="000000"/>
+              <w:left w:val="single" w:sz="4" w:space="0" w:color="000000"/>
+              <w:bottom w:val="single" w:sz="4" w:space="0" w:color="000000"/>
+              <w:right w:val="single" w:sz="4" w:space="0" w:color="000000"/>
+            </w:tcBorders>
           </w:tcPr>
           <w:p>
             <w:pPr>
@@ -623,7 +673,12 @@
         <w:tc>
           <w:tcPr>
             <w:tcW w:w="2268" w:type="dxa"/>
-            <w:tcBorders/>
+            <w:tcBorders>
+              <w:top w:val="single" w:sz="4" w:space="0" w:color="000000"/>
+              <w:left w:val="single" w:sz="4" w:space="0" w:color="000000"/>
+              <w:bottom w:val="single" w:sz="4" w:space="0" w:color="000000"/>
+              <w:right w:val="single" w:sz="4" w:space="0" w:color="000000"/>
+            </w:tcBorders>
           </w:tcPr>
           <w:p>
             <w:pPr>
@@ -640,7 +695,12 @@
         <w:tc>
           <w:tcPr>
             <w:tcW w:w="2269" w:type="dxa"/>
-            <w:tcBorders/>
+            <w:tcBorders>
+              <w:top w:val="single" w:sz="4" w:space="0" w:color="000000"/>
+              <w:left w:val="single" w:sz="4" w:space="0" w:color="000000"/>
+              <w:bottom w:val="single" w:sz="4" w:space="0" w:color="000000"/>
+              <w:right w:val="single" w:sz="4" w:space="0" w:color="000000"/>
+            </w:tcBorders>
           </w:tcPr>
           <w:p>
             <w:pPr>
@@ -660,7 +720,12 @@
         <w:tc>
           <w:tcPr>
             <w:tcW w:w="2267" w:type="dxa"/>
-            <w:tcBorders/>
+            <w:tcBorders>
+              <w:top w:val="single" w:sz="4" w:space="0" w:color="000000"/>
+              <w:left w:val="single" w:sz="4" w:space="0" w:color="000000"/>
+              <w:bottom w:val="single" w:sz="4" w:space="0" w:color="000000"/>
+              <w:right w:val="single" w:sz="4" w:space="0" w:color="000000"/>
+            </w:tcBorders>
           </w:tcPr>
           <w:p>
             <w:pPr>
@@ -677,7 +742,12 @@
         <w:tc>
           <w:tcPr>
             <w:tcW w:w="2268" w:type="dxa"/>
-            <w:tcBorders/>
+            <w:tcBorders>
+              <w:top w:val="single" w:sz="4" w:space="0" w:color="000000"/>
+              <w:left w:val="single" w:sz="4" w:space="0" w:color="000000"/>
+              <w:bottom w:val="single" w:sz="4" w:space="0" w:color="000000"/>
+              <w:right w:val="single" w:sz="4" w:space="0" w:color="000000"/>
+            </w:tcBorders>
           </w:tcPr>
           <w:p>
             <w:pPr>
@@ -694,7 +764,12 @@
         <w:tc>
           <w:tcPr>
             <w:tcW w:w="2268" w:type="dxa"/>
-            <w:tcBorders/>
+            <w:tcBorders>
+              <w:top w:val="single" w:sz="4" w:space="0" w:color="000000"/>
+              <w:left w:val="single" w:sz="4" w:space="0" w:color="000000"/>
+              <w:bottom w:val="single" w:sz="4" w:space="0" w:color="000000"/>
+              <w:right w:val="single" w:sz="4" w:space="0" w:color="000000"/>
+            </w:tcBorders>
           </w:tcPr>
           <w:p>
             <w:pPr>
@@ -711,7 +786,12 @@
         <w:tc>
           <w:tcPr>
             <w:tcW w:w="2269" w:type="dxa"/>
-            <w:tcBorders/>
+            <w:tcBorders>
+              <w:top w:val="single" w:sz="4" w:space="0" w:color="000000"/>
+              <w:left w:val="single" w:sz="4" w:space="0" w:color="000000"/>
+              <w:bottom w:val="single" w:sz="4" w:space="0" w:color="000000"/>
+              <w:right w:val="single" w:sz="4" w:space="0" w:color="000000"/>
+            </w:tcBorders>
           </w:tcPr>
           <w:p>
             <w:pPr>
@@ -731,7 +811,12 @@
         <w:tc>
           <w:tcPr>
             <w:tcW w:w="2267" w:type="dxa"/>
-            <w:tcBorders/>
+            <w:tcBorders>
+              <w:top w:val="single" w:sz="4" w:space="0" w:color="000000"/>
+              <w:left w:val="single" w:sz="4" w:space="0" w:color="000000"/>
+              <w:bottom w:val="single" w:sz="4" w:space="0" w:color="000000"/>
+              <w:right w:val="single" w:sz="4" w:space="0" w:color="000000"/>
+            </w:tcBorders>
           </w:tcPr>
           <w:p>
             <w:pPr>
@@ -748,7 +833,12 @@
         <w:tc>
           <w:tcPr>
             <w:tcW w:w="2268" w:type="dxa"/>
-            <w:tcBorders/>
+            <w:tcBorders>
+              <w:top w:val="single" w:sz="4" w:space="0" w:color="000000"/>
+              <w:left w:val="single" w:sz="4" w:space="0" w:color="000000"/>
+              <w:bottom w:val="single" w:sz="4" w:space="0" w:color="000000"/>
+              <w:right w:val="single" w:sz="4" w:space="0" w:color="000000"/>
+            </w:tcBorders>
           </w:tcPr>
           <w:p>
             <w:pPr>
@@ -765,7 +855,12 @@
         <w:tc>
           <w:tcPr>
             <w:tcW w:w="2268" w:type="dxa"/>
-            <w:tcBorders/>
+            <w:tcBorders>
+              <w:top w:val="single" w:sz="4" w:space="0" w:color="000000"/>
+              <w:left w:val="single" w:sz="4" w:space="0" w:color="000000"/>
+              <w:bottom w:val="single" w:sz="4" w:space="0" w:color="000000"/>
+              <w:right w:val="single" w:sz="4" w:space="0" w:color="000000"/>
+            </w:tcBorders>
           </w:tcPr>
           <w:p>
             <w:pPr>
@@ -782,7 +877,12 @@
         <w:tc>
           <w:tcPr>
             <w:tcW w:w="2269" w:type="dxa"/>
-            <w:tcBorders/>
+            <w:tcBorders>
+              <w:top w:val="single" w:sz="4" w:space="0" w:color="000000"/>
+              <w:left w:val="single" w:sz="4" w:space="0" w:color="000000"/>
+              <w:bottom w:val="single" w:sz="4" w:space="0" w:color="000000"/>
+              <w:right w:val="single" w:sz="4" w:space="0" w:color="000000"/>
+            </w:tcBorders>
           </w:tcPr>
           <w:p>
             <w:pPr>
@@ -947,13 +1047,13 @@
       <w:tblPr>
         <w:tblW w:w="5000" w:type="pct"/>
         <w:jc w:val="left"/>
-        <w:tblInd w:w="0" w:type="dxa"/>
+        <w:tblInd w:w="57" w:type="dxa"/>
         <w:tblLayout w:type="fixed"/>
         <w:tblCellMar>
-          <w:top w:w="0" w:type="dxa"/>
-          <w:left w:w="0" w:type="dxa"/>
-          <w:bottom w:w="0" w:type="dxa"/>
-          <w:right w:w="0" w:type="dxa"/>
+          <w:top w:w="57" w:type="dxa"/>
+          <w:left w:w="57" w:type="dxa"/>
+          <w:bottom w:w="57" w:type="dxa"/>
+          <w:right w:w="57" w:type="dxa"/>
         </w:tblCellMar>
       </w:tblPr>
       <w:tblGrid>
@@ -968,7 +1068,12 @@
         <w:tc>
           <w:tcPr>
             <w:tcW w:w="3024" w:type="dxa"/>
-            <w:tcBorders/>
+            <w:tcBorders>
+              <w:top w:val="single" w:sz="4" w:space="0" w:color="000000"/>
+              <w:left w:val="single" w:sz="4" w:space="0" w:color="000000"/>
+              <w:bottom w:val="single" w:sz="4" w:space="0" w:color="000000"/>
+              <w:right w:val="single" w:sz="4" w:space="0" w:color="000000"/>
+            </w:tcBorders>
           </w:tcPr>
           <w:p>
             <w:pPr>
@@ -985,7 +1090,12 @@
         <w:tc>
           <w:tcPr>
             <w:tcW w:w="3024" w:type="dxa"/>
-            <w:tcBorders/>
+            <w:tcBorders>
+              <w:top w:val="single" w:sz="4" w:space="0" w:color="000000"/>
+              <w:left w:val="single" w:sz="4" w:space="0" w:color="000000"/>
+              <w:bottom w:val="single" w:sz="4" w:space="0" w:color="000000"/>
+              <w:right w:val="single" w:sz="4" w:space="0" w:color="000000"/>
+            </w:tcBorders>
           </w:tcPr>
           <w:p>
             <w:pPr>
@@ -1002,7 +1112,12 @@
         <w:tc>
           <w:tcPr>
             <w:tcW w:w="3024" w:type="dxa"/>
-            <w:tcBorders/>
+            <w:tcBorders>
+              <w:top w:val="single" w:sz="4" w:space="0" w:color="000000"/>
+              <w:left w:val="single" w:sz="4" w:space="0" w:color="000000"/>
+              <w:bottom w:val="single" w:sz="4" w:space="0" w:color="000000"/>
+              <w:right w:val="single" w:sz="4" w:space="0" w:color="000000"/>
+            </w:tcBorders>
           </w:tcPr>
           <w:p>
             <w:pPr>
@@ -1022,7 +1137,12 @@
         <w:tc>
           <w:tcPr>
             <w:tcW w:w="3024" w:type="dxa"/>
-            <w:tcBorders/>
+            <w:tcBorders>
+              <w:top w:val="single" w:sz="4" w:space="0" w:color="000000"/>
+              <w:left w:val="single" w:sz="4" w:space="0" w:color="000000"/>
+              <w:bottom w:val="single" w:sz="4" w:space="0" w:color="000000"/>
+              <w:right w:val="single" w:sz="4" w:space="0" w:color="000000"/>
+            </w:tcBorders>
           </w:tcPr>
           <w:p>
             <w:pPr>
@@ -1039,7 +1159,12 @@
         <w:tc>
           <w:tcPr>
             <w:tcW w:w="3024" w:type="dxa"/>
-            <w:tcBorders/>
+            <w:tcBorders>
+              <w:top w:val="single" w:sz="4" w:space="0" w:color="000000"/>
+              <w:left w:val="single" w:sz="4" w:space="0" w:color="000000"/>
+              <w:bottom w:val="single" w:sz="4" w:space="0" w:color="000000"/>
+              <w:right w:val="single" w:sz="4" w:space="0" w:color="000000"/>
+            </w:tcBorders>
           </w:tcPr>
           <w:p>
             <w:pPr>
@@ -1056,7 +1181,12 @@
         <w:tc>
           <w:tcPr>
             <w:tcW w:w="3024" w:type="dxa"/>
-            <w:tcBorders/>
+            <w:tcBorders>
+              <w:top w:val="single" w:sz="4" w:space="0" w:color="000000"/>
+              <w:left w:val="single" w:sz="4" w:space="0" w:color="000000"/>
+              <w:bottom w:val="single" w:sz="4" w:space="0" w:color="000000"/>
+              <w:right w:val="single" w:sz="4" w:space="0" w:color="000000"/>
+            </w:tcBorders>
           </w:tcPr>
           <w:p>
             <w:pPr>
@@ -1077,7 +1207,12 @@
           <w:tcPr>
             <w:tcW w:w="3024" w:type="dxa"/>
             <w:vMerge w:val="restart"/>
-            <w:tcBorders/>
+            <w:tcBorders>
+              <w:top w:val="single" w:sz="4" w:space="0" w:color="000000"/>
+              <w:left w:val="single" w:sz="4" w:space="0" w:color="000000"/>
+              <w:bottom w:val="single" w:sz="4" w:space="0" w:color="000000"/>
+              <w:right w:val="single" w:sz="4" w:space="0" w:color="000000"/>
+            </w:tcBorders>
           </w:tcPr>
           <w:p>
             <w:pPr>
@@ -1094,7 +1229,12 @@
         <w:tc>
           <w:tcPr>
             <w:tcW w:w="3024" w:type="dxa"/>
-            <w:tcBorders/>
+            <w:tcBorders>
+              <w:top w:val="single" w:sz="4" w:space="0" w:color="000000"/>
+              <w:left w:val="single" w:sz="4" w:space="0" w:color="000000"/>
+              <w:bottom w:val="single" w:sz="4" w:space="0" w:color="000000"/>
+              <w:right w:val="single" w:sz="4" w:space="0" w:color="000000"/>
+            </w:tcBorders>
           </w:tcPr>
           <w:p>
             <w:pPr>
@@ -1111,7 +1251,12 @@
         <w:tc>
           <w:tcPr>
             <w:tcW w:w="3024" w:type="dxa"/>
-            <w:tcBorders/>
+            <w:tcBorders>
+              <w:top w:val="single" w:sz="4" w:space="0" w:color="000000"/>
+              <w:left w:val="single" w:sz="4" w:space="0" w:color="000000"/>
+              <w:bottom w:val="single" w:sz="4" w:space="0" w:color="000000"/>
+              <w:right w:val="single" w:sz="4" w:space="0" w:color="000000"/>
+            </w:tcBorders>
           </w:tcPr>
           <w:p>
             <w:pPr>
@@ -1132,7 +1277,12 @@
           <w:tcPr>
             <w:tcW w:w="3024" w:type="dxa"/>
             <w:vMerge w:val="continue"/>
-            <w:tcBorders/>
+            <w:tcBorders>
+              <w:top w:val="single" w:sz="4" w:space="0" w:color="000000"/>
+              <w:left w:val="single" w:sz="4" w:space="0" w:color="000000"/>
+              <w:bottom w:val="single" w:sz="4" w:space="0" w:color="000000"/>
+              <w:right w:val="single" w:sz="4" w:space="0" w:color="000000"/>
+            </w:tcBorders>
           </w:tcPr>
           <w:p>
             <w:pPr>
@@ -1148,7 +1298,12 @@
         <w:tc>
           <w:tcPr>
             <w:tcW w:w="3024" w:type="dxa"/>
-            <w:tcBorders/>
+            <w:tcBorders>
+              <w:top w:val="single" w:sz="4" w:space="0" w:color="000000"/>
+              <w:left w:val="single" w:sz="4" w:space="0" w:color="000000"/>
+              <w:bottom w:val="single" w:sz="4" w:space="0" w:color="000000"/>
+              <w:right w:val="single" w:sz="4" w:space="0" w:color="000000"/>
+            </w:tcBorders>
           </w:tcPr>
           <w:p>
             <w:pPr>
@@ -1165,7 +1320,12 @@
         <w:tc>
           <w:tcPr>
             <w:tcW w:w="3024" w:type="dxa"/>
-            <w:tcBorders/>
+            <w:tcBorders>
+              <w:top w:val="single" w:sz="4" w:space="0" w:color="000000"/>
+              <w:left w:val="single" w:sz="4" w:space="0" w:color="000000"/>
+              <w:bottom w:val="single" w:sz="4" w:space="0" w:color="000000"/>
+              <w:right w:val="single" w:sz="4" w:space="0" w:color="000000"/>
+            </w:tcBorders>
           </w:tcPr>
           <w:p>
             <w:pPr>
@@ -1186,7 +1346,12 @@
           <w:tcPr>
             <w:tcW w:w="6048" w:type="dxa"/>
             <w:gridSpan w:val="2"/>
-            <w:tcBorders/>
+            <w:tcBorders>
+              <w:top w:val="single" w:sz="4" w:space="0" w:color="000000"/>
+              <w:left w:val="single" w:sz="4" w:space="0" w:color="000000"/>
+              <w:bottom w:val="single" w:sz="4" w:space="0" w:color="000000"/>
+              <w:right w:val="single" w:sz="4" w:space="0" w:color="000000"/>
+            </w:tcBorders>
           </w:tcPr>
           <w:p>
             <w:pPr>
@@ -1203,7 +1368,12 @@
         <w:tc>
           <w:tcPr>
             <w:tcW w:w="3024" w:type="dxa"/>
-            <w:tcBorders/>
+            <w:tcBorders>
+              <w:top w:val="single" w:sz="4" w:space="0" w:color="000000"/>
+              <w:left w:val="single" w:sz="4" w:space="0" w:color="000000"/>
+              <w:bottom w:val="single" w:sz="4" w:space="0" w:color="000000"/>
+              <w:right w:val="single" w:sz="4" w:space="0" w:color="000000"/>
+            </w:tcBorders>
           </w:tcPr>
           <w:p>
             <w:pPr>
